--- a/CPU Design/L1AluDesign.docx
+++ b/CPU Design/L1AluDesign.docx
@@ -63,7 +63,7 @@
                     <v:path arrowok="t"/>
                   </v:shape>
                 </v:group>
-                <v:rect id="_x0000_s1039" style="position:absolute;left:1800;top:1440;width:8638;height:736;mso-width-percent:1000;mso-position-horizontal:center;mso-position-horizontal-relative:margin;mso-position-vertical:top;mso-position-vertical-relative:margin;mso-width-percent:1000;mso-width-relative:margin;mso-height-relative:margin" filled="f" stroked="f">
+                <v:rect id="_x0000_s1039" style="position:absolute;left:1800;top:1440;width:8638;height:551;mso-width-percent:1000;mso-position-horizontal:center;mso-position-horizontal-relative:margin;mso-position-vertical:top;mso-position-vertical-relative:margin;mso-width-percent:1000;mso-width-relative:margin;mso-height-relative:margin" filled="f" stroked="f">
                   <v:textbox style="mso-next-textbox:#_x0000_s1039;mso-fit-shape-to-text:t">
                     <w:txbxContent>
                       <w:p>
@@ -861,6 +861,11 @@
                   <w:rPr>
                     <w:rFonts w:cstheme="minorHAnsi"/>
                   </w:rPr>
+                </w:r>
+                <w:r>
+                  <w:rPr>
+                    <w:rFonts w:cstheme="minorHAnsi"/>
+                  </w:rPr>
                   <w:fldChar w:fldCharType="separate"/>
                 </w:r>
                 <w:r>
@@ -907,6 +912,11 @@
                   <w:rPr>
                     <w:rFonts w:cstheme="minorHAnsi"/>
                   </w:rPr>
+                </w:r>
+                <w:r>
+                  <w:rPr>
+                    <w:rFonts w:cstheme="minorHAnsi"/>
+                  </w:rPr>
                   <w:fldChar w:fldCharType="separate"/>
                 </w:r>
                 <w:r>
@@ -1019,6 +1029,147 @@
                     <w:rFonts w:cstheme="minorHAnsi"/>
                   </w:rPr>
                   <w:t xml:space="preserve"> to allow for use of a “level triggered” latch. Previously it assumed an “edge triggered” latch would be used. I.E. a choice can be made to use whichever type of latch is most conveniently available.</w:t>
+                </w:r>
+              </w:p>
+            </w:tc>
+          </w:tr>
+          <w:tr>
+            <w:tc>
+              <w:tcPr>
+                <w:tcW w:w="1384" w:type="dxa"/>
+              </w:tcPr>
+              <w:p>
+                <w:pPr>
+                  <w:rPr>
+                    <w:rFonts w:cstheme="minorHAnsi"/>
+                  </w:rPr>
+                </w:pPr>
+                <w:r>
+                  <w:rPr>
+                    <w:rFonts w:cstheme="minorHAnsi"/>
+                  </w:rPr>
+                  <w:t>4 Jul 2026</w:t>
+                </w:r>
+              </w:p>
+            </w:tc>
+            <w:tc>
+              <w:tcPr>
+                <w:tcW w:w="7858" w:type="dxa"/>
+              </w:tcPr>
+              <w:p>
+                <w:pPr>
+                  <w:rPr>
+                    <w:rFonts w:cstheme="minorHAnsi"/>
+                  </w:rPr>
+                </w:pPr>
+                <w:r>
+                  <w:rPr>
+                    <w:rFonts w:cstheme="minorHAnsi"/>
+                  </w:rPr>
+                  <w:t xml:space="preserve">Changes to match </w:t>
+                </w:r>
+                <w:bookmarkStart w:id="0" w:name="ChangeHistory"/>
+                <w:bookmarkEnd w:id="0"/>
+                <w:r>
+                  <w:rPr>
+                    <w:rFonts w:cstheme="minorHAnsi"/>
+                  </w:rPr>
+                  <w:t xml:space="preserve">ref </w:t>
+                </w:r>
+                <w:r>
+                  <w:rPr>
+                    <w:rFonts w:cstheme="minorHAnsi"/>
+                  </w:rPr>
+                  <w:fldChar w:fldCharType="begin"/>
+                </w:r>
+                <w:r>
+                  <w:rPr>
+                    <w:rFonts w:cstheme="minorHAnsi"/>
+                  </w:rPr>
+                  <w:instrText xml:space="preserve"> REF RefL1SeqXlsx \r \h </w:instrText>
+                </w:r>
+                <w:r>
+                  <w:rPr>
+                    <w:rFonts w:cstheme="minorHAnsi"/>
+                  </w:rPr>
+                </w:r>
+                <w:r>
+                  <w:rPr>
+                    <w:rFonts w:cstheme="minorHAnsi"/>
+                  </w:rPr>
+                  <w:fldChar w:fldCharType="separate"/>
+                </w:r>
+                <w:r>
+                  <w:rPr>
+                    <w:rFonts w:cstheme="minorHAnsi"/>
+                  </w:rPr>
+                  <w:t>3</w:t>
+                </w:r>
+                <w:r>
+                  <w:rPr>
+                    <w:rFonts w:cstheme="minorHAnsi"/>
+                  </w:rPr>
+                  <w:fldChar w:fldCharType="end"/>
+                </w:r>
+                <w:r>
+                  <w:rPr>
+                    <w:rFonts w:cstheme="minorHAnsi"/>
+                  </w:rPr>
+                  <w:t xml:space="preserve"> signals changing from active low to active high</w:t>
+                </w:r>
+                <w:r>
+                  <w:rPr>
+                    <w:rFonts w:cstheme="minorHAnsi"/>
+                  </w:rPr>
+                  <w:t>.</w:t>
+                </w:r>
+              </w:p>
+              <w:p>
+                <w:pPr>
+                  <w:rPr>
+                    <w:rFonts w:cstheme="minorHAnsi"/>
+                  </w:rPr>
+                </w:pPr>
+                <w:r>
+                  <w:rPr>
+                    <w:rFonts w:cstheme="minorHAnsi"/>
+                  </w:rPr>
+                  <w:t xml:space="preserve">Only affected section </w:t>
+                </w:r>
+                <w:r>
+                  <w:rPr>
+                    <w:rFonts w:cstheme="minorHAnsi"/>
+                  </w:rPr>
+                  <w:fldChar w:fldCharType="begin"/>
+                </w:r>
+                <w:r>
+                  <w:rPr>
+                    <w:rFonts w:cstheme="minorHAnsi"/>
+                  </w:rPr>
+                  <w:instrText xml:space="preserve"> REF _Ref232778094 \r \h </w:instrText>
+                </w:r>
+                <w:r>
+                  <w:rPr>
+                    <w:rFonts w:cstheme="minorHAnsi"/>
+                  </w:rPr>
+                </w:r>
+                <w:r>
+                  <w:rPr>
+                    <w:rFonts w:cstheme="minorHAnsi"/>
+                  </w:rPr>
+                  <w:fldChar w:fldCharType="separate"/>
+                </w:r>
+                <w:r>
+                  <w:rPr>
+                    <w:rFonts w:cstheme="minorHAnsi"/>
+                  </w:rPr>
+                  <w:t>3.7</w:t>
+                </w:r>
+                <w:r>
+                  <w:rPr>
+                    <w:rFonts w:cstheme="minorHAnsi"/>
+                  </w:rPr>
+                  <w:fldChar w:fldCharType="end"/>
                 </w:r>
               </w:p>
             </w:tc>
@@ -2476,7 +2627,7 @@
           <w:docGrid w:linePitch="360"/>
         </w:sectPr>
       </w:pPr>
-      <w:bookmarkStart w:id="0" w:name="_Ref232165825"/>
+      <w:bookmarkStart w:id="1" w:name="_Ref232165825"/>
     </w:p>
     <w:p>
       <w:pPr>
@@ -2486,8 +2637,8 @@
           <w:lang w:eastAsia="en-GB"/>
         </w:rPr>
       </w:pPr>
-      <w:bookmarkStart w:id="1" w:name="_Toc233730476"/>
-      <w:bookmarkEnd w:id="0"/>
+      <w:bookmarkStart w:id="2" w:name="_Toc233730476"/>
+      <w:bookmarkEnd w:id="1"/>
       <w:r>
         <w:rPr>
           <w:rFonts w:eastAsia="Times New Roman"/>
@@ -2496,7 +2647,7 @@
         <w:lastRenderedPageBreak/>
         <w:t>Introduction</w:t>
       </w:r>
-      <w:bookmarkEnd w:id="1"/>
+      <w:bookmarkEnd w:id="2"/>
     </w:p>
     <w:p>
       <w:pPr>
@@ -2549,14 +2700,14 @@
           <w:lang w:eastAsia="en-GB"/>
         </w:rPr>
       </w:pPr>
-      <w:bookmarkStart w:id="2" w:name="_Toc233730477"/>
+      <w:bookmarkStart w:id="3" w:name="_Toc233730477"/>
       <w:r>
         <w:rPr>
           <w:lang w:eastAsia="en-GB"/>
         </w:rPr>
         <w:t>Overview</w:t>
       </w:r>
-      <w:bookmarkEnd w:id="2"/>
+      <w:bookmarkEnd w:id="3"/>
     </w:p>
     <w:p>
       <w:pPr>
@@ -2769,8 +2920,8 @@
           <w:lang w:eastAsia="en-GB"/>
         </w:rPr>
       </w:pPr>
-      <w:bookmarkStart w:id="3" w:name="_Ref232757332"/>
-      <w:bookmarkStart w:id="4" w:name="_Toc233730489"/>
+      <w:bookmarkStart w:id="4" w:name="_Ref232757332"/>
+      <w:bookmarkStart w:id="5" w:name="_Toc233730489"/>
       <w:r>
         <w:t xml:space="preserve">Figure </w:t>
       </w:r>
@@ -2782,11 +2933,11 @@
           <w:t>1</w:t>
         </w:r>
       </w:fldSimple>
-      <w:bookmarkEnd w:id="3"/>
+      <w:bookmarkEnd w:id="4"/>
       <w:r>
         <w:t>:   Relevant part of top level block diagram</w:t>
       </w:r>
-      <w:bookmarkEnd w:id="4"/>
+      <w:bookmarkEnd w:id="5"/>
     </w:p>
     <w:p>
       <w:pPr>
@@ -3029,7 +3180,7 @@
           <w:lang w:eastAsia="en-GB"/>
         </w:rPr>
       </w:pPr>
-      <w:bookmarkStart w:id="5" w:name="_Toc233730478"/>
+      <w:bookmarkStart w:id="6" w:name="_Toc233730478"/>
       <w:r>
         <w:rPr>
           <w:lang w:eastAsia="en-GB"/>
@@ -3037,7 +3188,7 @@
         <w:lastRenderedPageBreak/>
         <w:t>ALU Inputs and Outputs</w:t>
       </w:r>
-      <w:bookmarkEnd w:id="5"/>
+      <w:bookmarkEnd w:id="6"/>
     </w:p>
     <w:p>
       <w:pPr>
@@ -3103,7 +3254,7 @@
         <w:keepNext/>
         <w:jc w:val="center"/>
       </w:pPr>
-      <w:bookmarkStart w:id="6" w:name="_Ref232761378"/>
+      <w:bookmarkStart w:id="7" w:name="_Ref232761378"/>
       <w:r>
         <w:t xml:space="preserve">Table </w:t>
       </w:r>
@@ -3115,7 +3266,7 @@
           <w:t>1</w:t>
         </w:r>
       </w:fldSimple>
-      <w:bookmarkEnd w:id="6"/>
+      <w:bookmarkEnd w:id="7"/>
       <w:r>
         <w:t>:   ALU Inputs and Outputs</w:t>
       </w:r>
@@ -4106,7 +4257,7 @@
           <w:lang w:eastAsia="en-GB"/>
         </w:rPr>
       </w:pPr>
-      <w:bookmarkStart w:id="7" w:name="_Toc233730479"/>
+      <w:bookmarkStart w:id="8" w:name="_Toc233730479"/>
       <w:r>
         <w:rPr>
           <w:lang w:eastAsia="en-GB"/>
@@ -4114,7 +4265,7 @@
         <w:lastRenderedPageBreak/>
         <w:t>ALU Block Diagram</w:t>
       </w:r>
-      <w:bookmarkEnd w:id="7"/>
+      <w:bookmarkEnd w:id="8"/>
     </w:p>
     <w:p>
       <w:pPr>
@@ -4232,8 +4383,8 @@
           <w:lang w:eastAsia="en-GB"/>
         </w:rPr>
       </w:pPr>
-      <w:bookmarkStart w:id="8" w:name="_Ref232762527"/>
-      <w:bookmarkStart w:id="9" w:name="_Toc233730490"/>
+      <w:bookmarkStart w:id="9" w:name="_Ref232762527"/>
+      <w:bookmarkStart w:id="10" w:name="_Toc233730490"/>
       <w:r>
         <w:t xml:space="preserve">Figure </w:t>
       </w:r>
@@ -4245,7 +4396,7 @@
           <w:t>2</w:t>
         </w:r>
       </w:fldSimple>
-      <w:bookmarkEnd w:id="8"/>
+      <w:bookmarkEnd w:id="9"/>
       <w:r>
         <w:t xml:space="preserve">:   ALU </w:t>
       </w:r>
@@ -4255,7 +4406,7 @@
       <w:r>
         <w:t>Block Diagram</w:t>
       </w:r>
-      <w:bookmarkEnd w:id="9"/>
+      <w:bookmarkEnd w:id="10"/>
     </w:p>
     <w:p>
       <w:pPr>
@@ -4334,7 +4485,7 @@
           <w:lang w:eastAsia="en-GB"/>
         </w:rPr>
       </w:pPr>
-      <w:bookmarkStart w:id="10" w:name="_Toc233730480"/>
+      <w:bookmarkStart w:id="11" w:name="_Toc233730480"/>
       <w:r>
         <w:rPr>
           <w:lang w:eastAsia="en-GB"/>
@@ -4373,7 +4524,7 @@
         </w:rPr>
         <w:t>2</w:t>
       </w:r>
-      <w:bookmarkEnd w:id="10"/>
+      <w:bookmarkEnd w:id="11"/>
       <w:r>
         <w:rPr>
           <w:lang w:eastAsia="en-GB"/>
@@ -4445,14 +4596,14 @@
           <w:lang w:eastAsia="en-GB"/>
         </w:rPr>
       </w:pPr>
-      <w:bookmarkStart w:id="11" w:name="_Toc233730481"/>
+      <w:bookmarkStart w:id="12" w:name="_Toc233730481"/>
       <w:r>
         <w:rPr>
           <w:lang w:eastAsia="en-GB"/>
         </w:rPr>
         <w:t>3:8 Decoder</w:t>
       </w:r>
-      <w:bookmarkEnd w:id="11"/>
+      <w:bookmarkEnd w:id="12"/>
     </w:p>
     <w:p>
       <w:pPr>
@@ -4501,7 +4652,7 @@
           <w:lang w:eastAsia="en-GB"/>
         </w:rPr>
       </w:pPr>
-      <w:bookmarkStart w:id="12" w:name="SufficientInfo"/>
+      <w:bookmarkStart w:id="13" w:name="SufficientInfo"/>
       <w:r>
         <w:rPr>
           <w:lang w:eastAsia="en-GB"/>
@@ -4515,7 +4666,7 @@
         </w:rPr>
         <w:t>design</w:t>
       </w:r>
-      <w:bookmarkEnd w:id="12"/>
+      <w:bookmarkEnd w:id="13"/>
       <w:proofErr w:type="gramEnd"/>
       <w:r>
         <w:rPr>
@@ -4531,8 +4682,8 @@
           <w:lang w:eastAsia="en-GB"/>
         </w:rPr>
       </w:pPr>
-      <w:bookmarkStart w:id="13" w:name="_Ref232856880"/>
-      <w:bookmarkStart w:id="14" w:name="_Toc233730482"/>
+      <w:bookmarkStart w:id="14" w:name="_Ref232856880"/>
+      <w:bookmarkStart w:id="15" w:name="_Toc233730482"/>
       <w:r>
         <w:rPr>
           <w:lang w:eastAsia="en-GB"/>
@@ -4553,152 +4704,7 @@
         </w:rPr>
         <w:t xml:space="preserve"> Latch</w:t>
       </w:r>
-      <w:bookmarkEnd w:id="13"/>
       <w:bookmarkEnd w:id="14"/>
-    </w:p>
-    <w:p>
-      <w:pPr>
-        <w:rPr>
-          <w:lang w:eastAsia="en-GB"/>
-        </w:rPr>
-      </w:pPr>
-      <w:r>
-        <w:rPr>
-          <w:lang w:eastAsia="en-GB"/>
-        </w:rPr>
-        <w:t>The function of this block is to store the value from the data bus when that value is presented to the ALU on the data bus.</w:t>
-      </w:r>
-    </w:p>
-    <w:p>
-      <w:pPr>
-        <w:rPr>
-          <w:lang w:eastAsia="en-GB"/>
-        </w:rPr>
-      </w:pPr>
-      <w:r>
-        <w:rPr>
-          <w:lang w:eastAsia="en-GB"/>
-        </w:rPr>
-        <w:t xml:space="preserve">The rules for when the value on the data bus should be stored in this latch are defined in ref </w:t>
-      </w:r>
-      <w:r>
-        <w:rPr>
-          <w:lang w:eastAsia="en-GB"/>
-        </w:rPr>
-        <w:fldChar w:fldCharType="begin"/>
-      </w:r>
-      <w:r>
-        <w:rPr>
-          <w:lang w:eastAsia="en-GB"/>
-        </w:rPr>
-        <w:instrText xml:space="preserve"> REF RefCpuDesign \r \h </w:instrText>
-      </w:r>
-      <w:r>
-        <w:rPr>
-          <w:lang w:eastAsia="en-GB"/>
-        </w:rPr>
-      </w:r>
-      <w:r>
-        <w:rPr>
-          <w:lang w:eastAsia="en-GB"/>
-        </w:rPr>
-        <w:fldChar w:fldCharType="separate"/>
-      </w:r>
-      <w:r>
-        <w:rPr>
-          <w:lang w:eastAsia="en-GB"/>
-        </w:rPr>
-        <w:t>2</w:t>
-      </w:r>
-      <w:r>
-        <w:rPr>
-          <w:lang w:eastAsia="en-GB"/>
-        </w:rPr>
-        <w:fldChar w:fldCharType="end"/>
-      </w:r>
-      <w:r>
-        <w:rPr>
-          <w:lang w:eastAsia="en-GB"/>
-        </w:rPr>
-        <w:t xml:space="preserve"> section 2.1.1 (</w:t>
-      </w:r>
-      <w:r>
-        <w:rPr>
-          <w:lang w:eastAsia="en-GB"/>
-        </w:rPr>
-        <w:t>Reading from the Data Bus</w:t>
-      </w:r>
-      <w:r>
-        <w:rPr>
-          <w:lang w:eastAsia="en-GB"/>
-        </w:rPr>
-        <w:t>).</w:t>
-      </w:r>
-    </w:p>
-    <w:p>
-      <w:pPr>
-        <w:rPr>
-          <w:lang w:eastAsia="en-GB"/>
-        </w:rPr>
-      </w:pPr>
-      <w:r>
-        <w:rPr>
-          <w:lang w:eastAsia="en-GB"/>
-        </w:rPr>
-        <w:fldChar w:fldCharType="begin"/>
-      </w:r>
-      <w:r>
-        <w:rPr>
-          <w:lang w:eastAsia="en-GB"/>
-        </w:rPr>
-        <w:instrText xml:space="preserve"> REF SufficientInfo \h </w:instrText>
-      </w:r>
-      <w:r>
-        <w:rPr>
-          <w:lang w:eastAsia="en-GB"/>
-        </w:rPr>
-      </w:r>
-      <w:r>
-        <w:rPr>
-          <w:lang w:eastAsia="en-GB"/>
-        </w:rPr>
-        <w:fldChar w:fldCharType="separate"/>
-      </w:r>
-      <w:r>
-        <w:rPr>
-          <w:lang w:eastAsia="en-GB"/>
-        </w:rPr>
-        <w:t xml:space="preserve">This should be sufficient information for producing a schematic diagram for this part of the ALU without needing any further level 2 </w:t>
-      </w:r>
-      <w:proofErr w:type="gramStart"/>
-      <w:r>
-        <w:rPr>
-          <w:lang w:eastAsia="en-GB"/>
-        </w:rPr>
-        <w:t>design</w:t>
-      </w:r>
-      <w:proofErr w:type="gramEnd"/>
-      <w:r>
-        <w:rPr>
-          <w:lang w:eastAsia="en-GB"/>
-        </w:rPr>
-        <w:fldChar w:fldCharType="end"/>
-      </w:r>
-    </w:p>
-    <w:p>
-      <w:pPr>
-        <w:pStyle w:val="Heading2"/>
-        <w:rPr>
-          <w:lang w:eastAsia="en-GB"/>
-        </w:rPr>
-      </w:pPr>
-      <w:bookmarkStart w:id="15" w:name="_Toc233730483"/>
-      <w:r>
-        <w:rPr>
-          <w:lang w:eastAsia="en-GB"/>
-        </w:rPr>
-        <w:t>Input B Latch</w:t>
-      </w:r>
       <w:bookmarkEnd w:id="15"/>
     </w:p>
     <w:p>
@@ -4711,37 +4717,138 @@
         <w:rPr>
           <w:lang w:eastAsia="en-GB"/>
         </w:rPr>
-        <w:t xml:space="preserve">Same as Input </w:t>
-      </w:r>
-      <w:proofErr w:type="gramStart"/>
-      <w:r>
-        <w:rPr>
-          <w:lang w:eastAsia="en-GB"/>
-        </w:rPr>
-        <w:t>A</w:t>
-      </w:r>
-      <w:proofErr w:type="gramEnd"/>
-      <w:r>
-        <w:rPr>
-          <w:lang w:eastAsia="en-GB"/>
-        </w:rPr>
-        <w:t xml:space="preserve"> Latch, except this uses SELB rather than SELA.</w:t>
+        <w:t>The function of this block is to store the value from the data bus when that value is presented to the ALU on the data bus.</w:t>
       </w:r>
     </w:p>
     <w:p>
       <w:pPr>
+        <w:rPr>
+          <w:lang w:eastAsia="en-GB"/>
+        </w:rPr>
+      </w:pPr>
+      <w:r>
+        <w:rPr>
+          <w:lang w:eastAsia="en-GB"/>
+        </w:rPr>
+        <w:t xml:space="preserve">The rules for when the value on the data bus should be stored in this latch are defined in ref </w:t>
+      </w:r>
+      <w:r>
+        <w:rPr>
+          <w:lang w:eastAsia="en-GB"/>
+        </w:rPr>
+        <w:fldChar w:fldCharType="begin"/>
+      </w:r>
+      <w:r>
+        <w:rPr>
+          <w:lang w:eastAsia="en-GB"/>
+        </w:rPr>
+        <w:instrText xml:space="preserve"> REF RefCpuDesign \r \h </w:instrText>
+      </w:r>
+      <w:r>
+        <w:rPr>
+          <w:lang w:eastAsia="en-GB"/>
+        </w:rPr>
+      </w:r>
+      <w:r>
+        <w:rPr>
+          <w:lang w:eastAsia="en-GB"/>
+        </w:rPr>
+        <w:fldChar w:fldCharType="separate"/>
+      </w:r>
+      <w:r>
+        <w:rPr>
+          <w:lang w:eastAsia="en-GB"/>
+        </w:rPr>
+        <w:t>2</w:t>
+      </w:r>
+      <w:r>
+        <w:rPr>
+          <w:lang w:eastAsia="en-GB"/>
+        </w:rPr>
+        <w:fldChar w:fldCharType="end"/>
+      </w:r>
+      <w:r>
+        <w:rPr>
+          <w:lang w:eastAsia="en-GB"/>
+        </w:rPr>
+        <w:t xml:space="preserve"> section 2.1.1 (</w:t>
+      </w:r>
+      <w:r>
+        <w:rPr>
+          <w:lang w:eastAsia="en-GB"/>
+        </w:rPr>
+        <w:t>Reading from the Data Bus</w:t>
+      </w:r>
+      <w:r>
+        <w:rPr>
+          <w:lang w:eastAsia="en-GB"/>
+        </w:rPr>
+        <w:t>).</w:t>
+      </w:r>
+    </w:p>
+    <w:p>
+      <w:pPr>
+        <w:rPr>
+          <w:lang w:eastAsia="en-GB"/>
+        </w:rPr>
+      </w:pPr>
+      <w:r>
+        <w:rPr>
+          <w:lang w:eastAsia="en-GB"/>
+        </w:rPr>
+        <w:fldChar w:fldCharType="begin"/>
+      </w:r>
+      <w:r>
+        <w:rPr>
+          <w:lang w:eastAsia="en-GB"/>
+        </w:rPr>
+        <w:instrText xml:space="preserve"> REF SufficientInfo \h </w:instrText>
+      </w:r>
+      <w:r>
+        <w:rPr>
+          <w:lang w:eastAsia="en-GB"/>
+        </w:rPr>
+      </w:r>
+      <w:r>
+        <w:rPr>
+          <w:lang w:eastAsia="en-GB"/>
+        </w:rPr>
+        <w:fldChar w:fldCharType="separate"/>
+      </w:r>
+      <w:r>
+        <w:rPr>
+          <w:lang w:eastAsia="en-GB"/>
+        </w:rPr>
+        <w:t xml:space="preserve">This should be sufficient information for producing a schematic diagram for this part of the ALU without needing any further level 2 </w:t>
+      </w:r>
+      <w:proofErr w:type="gramStart"/>
+      <w:r>
+        <w:rPr>
+          <w:lang w:eastAsia="en-GB"/>
+        </w:rPr>
+        <w:t>design</w:t>
+      </w:r>
+      <w:proofErr w:type="gramEnd"/>
+      <w:r>
+        <w:rPr>
+          <w:lang w:eastAsia="en-GB"/>
+        </w:rPr>
+        <w:fldChar w:fldCharType="end"/>
+      </w:r>
+    </w:p>
+    <w:p>
+      <w:pPr>
         <w:pStyle w:val="Heading2"/>
         <w:rPr>
           <w:lang w:eastAsia="en-GB"/>
         </w:rPr>
       </w:pPr>
-      <w:bookmarkStart w:id="16" w:name="_Toc233730484"/>
-      <w:r>
-        <w:rPr>
-          <w:lang w:eastAsia="en-GB"/>
-        </w:rPr>
-        <w:lastRenderedPageBreak/>
-        <w:t>Compute Result</w:t>
+      <w:bookmarkStart w:id="16" w:name="_Toc233730483"/>
+      <w:r>
+        <w:rPr>
+          <w:lang w:eastAsia="en-GB"/>
+        </w:rPr>
+        <w:t>Input B Latch</w:t>
       </w:r>
       <w:bookmarkEnd w:id="16"/>
     </w:p>
@@ -4755,106 +4862,90 @@
         <w:rPr>
           <w:lang w:eastAsia="en-GB"/>
         </w:rPr>
-        <w:t xml:space="preserve">This </w:t>
-      </w:r>
-      <w:r>
-        <w:rPr>
-          <w:lang w:eastAsia="en-GB"/>
-        </w:rPr>
-        <w:t xml:space="preserve">function of this </w:t>
-      </w:r>
-      <w:r>
-        <w:rPr>
-          <w:lang w:eastAsia="en-GB"/>
-        </w:rPr>
-        <w:t xml:space="preserve">block </w:t>
-      </w:r>
-      <w:r>
-        <w:rPr>
-          <w:lang w:eastAsia="en-GB"/>
-        </w:rPr>
-        <w:t xml:space="preserve">is to </w:t>
-      </w:r>
-      <w:r>
-        <w:rPr>
-          <w:lang w:eastAsia="en-GB"/>
-        </w:rPr>
-        <w:t xml:space="preserve">compute the result using the 16 bit outputs from Input Latches A/B and the one active signal from the 3:8 </w:t>
+        <w:t xml:space="preserve">Same as Input </w:t>
       </w:r>
       <w:proofErr w:type="gramStart"/>
       <w:r>
         <w:rPr>
           <w:lang w:eastAsia="en-GB"/>
         </w:rPr>
-        <w:t>decoder</w:t>
+        <w:t>A</w:t>
       </w:r>
       <w:proofErr w:type="gramEnd"/>
       <w:r>
         <w:rPr>
           <w:lang w:eastAsia="en-GB"/>
         </w:rPr>
-        <w:t xml:space="preserve"> that defines what operation should be performed.</w:t>
+        <w:t xml:space="preserve"> Latch, except this uses SELB rather than SELA.</w:t>
       </w:r>
     </w:p>
     <w:p>
       <w:pPr>
-        <w:rPr>
-          <w:lang w:eastAsia="en-GB"/>
-        </w:rPr>
-      </w:pPr>
-      <w:bookmarkStart w:id="17" w:name="ComplexInfo"/>
-      <w:r>
-        <w:rPr>
-          <w:color w:val="FF0000"/>
-          <w:lang w:eastAsia="en-GB"/>
-        </w:rPr>
-        <w:t xml:space="preserve">This complex block will need a level 2 block diagram and </w:t>
-      </w:r>
-      <w:r>
-        <w:rPr>
-          <w:color w:val="FF0000"/>
-          <w:lang w:eastAsia="en-GB"/>
-        </w:rPr>
-        <w:t xml:space="preserve">further text to define the function of each block on that level 2 </w:t>
-      </w:r>
-      <w:proofErr w:type="gramStart"/>
-      <w:r>
-        <w:rPr>
-          <w:color w:val="FF0000"/>
-          <w:lang w:eastAsia="en-GB"/>
-        </w:rPr>
-        <w:t>diagram</w:t>
+        <w:pStyle w:val="Heading2"/>
+        <w:rPr>
+          <w:lang w:eastAsia="en-GB"/>
+        </w:rPr>
+      </w:pPr>
+      <w:bookmarkStart w:id="17" w:name="_Toc233730484"/>
+      <w:r>
+        <w:rPr>
+          <w:lang w:eastAsia="en-GB"/>
+        </w:rPr>
+        <w:lastRenderedPageBreak/>
+        <w:t>Compute Result</w:t>
       </w:r>
       <w:bookmarkEnd w:id="17"/>
-      <w:proofErr w:type="gramEnd"/>
-      <w:r>
-        <w:rPr>
-          <w:lang w:eastAsia="en-GB"/>
-        </w:rPr>
-        <w:t>.</w:t>
-      </w:r>
-      <w:r>
-        <w:rPr>
-          <w:lang w:eastAsia="en-GB"/>
-        </w:rPr>
-        <w:t xml:space="preserve"> </w:t>
-      </w:r>
     </w:p>
     <w:p>
       <w:pPr>
-        <w:pStyle w:val="Heading2"/>
-        <w:rPr>
-          <w:lang w:eastAsia="en-GB"/>
-        </w:rPr>
-      </w:pPr>
-      <w:bookmarkStart w:id="18" w:name="_Toc233730485"/>
-      <w:r>
-        <w:rPr>
-          <w:lang w:eastAsia="en-GB"/>
-        </w:rPr>
-        <w:t>Compute Flags</w:t>
-      </w:r>
-      <w:bookmarkEnd w:id="18"/>
+        <w:rPr>
+          <w:lang w:eastAsia="en-GB"/>
+        </w:rPr>
+      </w:pPr>
+      <w:r>
+        <w:rPr>
+          <w:lang w:eastAsia="en-GB"/>
+        </w:rPr>
+        <w:t xml:space="preserve">This </w:t>
+      </w:r>
+      <w:r>
+        <w:rPr>
+          <w:lang w:eastAsia="en-GB"/>
+        </w:rPr>
+        <w:t xml:space="preserve">function of this </w:t>
+      </w:r>
+      <w:r>
+        <w:rPr>
+          <w:lang w:eastAsia="en-GB"/>
+        </w:rPr>
+        <w:t xml:space="preserve">block </w:t>
+      </w:r>
+      <w:r>
+        <w:rPr>
+          <w:lang w:eastAsia="en-GB"/>
+        </w:rPr>
+        <w:t xml:space="preserve">is to </w:t>
+      </w:r>
+      <w:r>
+        <w:rPr>
+          <w:lang w:eastAsia="en-GB"/>
+        </w:rPr>
+        <w:t xml:space="preserve">compute the result using the 16 bit outputs from Input Latches A/B and the one active signal from the 3:8 </w:t>
+      </w:r>
+      <w:proofErr w:type="gramStart"/>
+      <w:r>
+        <w:rPr>
+          <w:lang w:eastAsia="en-GB"/>
+        </w:rPr>
+        <w:t>decoder</w:t>
+      </w:r>
+      <w:proofErr w:type="gramEnd"/>
+      <w:r>
+        <w:rPr>
+          <w:lang w:eastAsia="en-GB"/>
+        </w:rPr>
+        <w:t xml:space="preserve"> that defines what operation should be performed.</w:t>
+      </w:r>
     </w:p>
     <w:p>
       <w:pPr>
@@ -4862,63 +4953,59 @@
           <w:lang w:eastAsia="en-GB"/>
         </w:rPr>
       </w:pPr>
-      <w:r>
-        <w:rPr>
-          <w:lang w:eastAsia="en-GB"/>
-        </w:rPr>
-        <w:t xml:space="preserve">This function of this block is to compute the flags for the result using the result bits, </w:t>
-      </w:r>
-      <w:r>
-        <w:rPr>
-          <w:lang w:eastAsia="en-GB"/>
-        </w:rPr>
-        <w:t xml:space="preserve">bit15 of input A/B, </w:t>
-      </w:r>
-      <w:r>
-        <w:rPr>
-          <w:lang w:eastAsia="en-GB"/>
-        </w:rPr>
-        <w:t xml:space="preserve">and the one active signal from the 3:8 </w:t>
+      <w:bookmarkStart w:id="18" w:name="ComplexInfo"/>
+      <w:r>
+        <w:rPr>
+          <w:color w:val="FF0000"/>
+          <w:lang w:eastAsia="en-GB"/>
+        </w:rPr>
+        <w:t xml:space="preserve">This complex block will need a level 2 block diagram and </w:t>
+      </w:r>
+      <w:r>
+        <w:rPr>
+          <w:color w:val="FF0000"/>
+          <w:lang w:eastAsia="en-GB"/>
+        </w:rPr>
+        <w:t xml:space="preserve">further text to define the function of each block on that level 2 </w:t>
       </w:r>
       <w:proofErr w:type="gramStart"/>
       <w:r>
         <w:rPr>
-          <w:lang w:eastAsia="en-GB"/>
-        </w:rPr>
-        <w:t>decoder</w:t>
-      </w:r>
+          <w:color w:val="FF0000"/>
+          <w:lang w:eastAsia="en-GB"/>
+        </w:rPr>
+        <w:t>diagram</w:t>
+      </w:r>
+      <w:bookmarkEnd w:id="18"/>
       <w:proofErr w:type="gramEnd"/>
       <w:r>
         <w:rPr>
           <w:lang w:eastAsia="en-GB"/>
         </w:rPr>
-        <w:t xml:space="preserve"> that defines what operation was performed.</w:t>
+        <w:t>.</w:t>
+      </w:r>
+      <w:r>
+        <w:rPr>
+          <w:lang w:eastAsia="en-GB"/>
+        </w:rPr>
+        <w:t xml:space="preserve"> </w:t>
       </w:r>
     </w:p>
     <w:p>
       <w:pPr>
-        <w:rPr>
-          <w:lang w:eastAsia="en-GB"/>
-        </w:rPr>
-      </w:pPr>
-      <w:r>
-        <w:rPr>
-          <w:lang w:eastAsia="en-GB"/>
-        </w:rPr>
-        <w:t>The reason this has the previous value of FLAG_C as an input is because there are s</w:t>
-      </w:r>
-      <w:r>
-        <w:rPr>
-          <w:lang w:eastAsia="en-GB"/>
-        </w:rPr>
-        <w:t>ome operations which don’t chang</w:t>
-      </w:r>
-      <w:r>
-        <w:rPr>
-          <w:lang w:eastAsia="en-GB"/>
-        </w:rPr>
-        <w:t>e the carry flag.</w:t>
-      </w:r>
+        <w:pStyle w:val="Heading2"/>
+        <w:rPr>
+          <w:lang w:eastAsia="en-GB"/>
+        </w:rPr>
+      </w:pPr>
+      <w:bookmarkStart w:id="19" w:name="_Toc233730485"/>
+      <w:r>
+        <w:rPr>
+          <w:lang w:eastAsia="en-GB"/>
+        </w:rPr>
+        <w:t>Compute Flags</w:t>
+      </w:r>
+      <w:bookmarkEnd w:id="19"/>
     </w:p>
     <w:p>
       <w:pPr>
@@ -4930,60 +5017,33 @@
         <w:rPr>
           <w:lang w:eastAsia="en-GB"/>
         </w:rPr>
-        <w:t xml:space="preserve">See ref </w:t>
-      </w:r>
-      <w:r>
-        <w:rPr>
-          <w:lang w:eastAsia="en-GB"/>
-        </w:rPr>
-        <w:fldChar w:fldCharType="begin"/>
-      </w:r>
-      <w:r>
-        <w:rPr>
-          <w:lang w:eastAsia="en-GB"/>
-        </w:rPr>
-        <w:instrText xml:space="preserve"> REF RefCpuDesign \r \h </w:instrText>
-      </w:r>
-      <w:r>
-        <w:rPr>
-          <w:lang w:eastAsia="en-GB"/>
-        </w:rPr>
-      </w:r>
-      <w:r>
-        <w:rPr>
-          <w:lang w:eastAsia="en-GB"/>
-        </w:rPr>
-        <w:fldChar w:fldCharType="separate"/>
-      </w:r>
-      <w:r>
-        <w:rPr>
-          <w:lang w:eastAsia="en-GB"/>
-        </w:rPr>
-        <w:t>2</w:t>
-      </w:r>
-      <w:r>
-        <w:rPr>
-          <w:lang w:eastAsia="en-GB"/>
-        </w:rPr>
-        <w:fldChar w:fldCharType="end"/>
-      </w:r>
-      <w:r>
-        <w:rPr>
-          <w:lang w:eastAsia="en-GB"/>
-        </w:rPr>
-        <w:t xml:space="preserve"> section 3.9 for the Boolean operation</w:t>
-      </w:r>
-      <w:r>
-        <w:rPr>
-          <w:lang w:eastAsia="en-GB"/>
-        </w:rPr>
-        <w:t>s required to set the correct flag values for each mode.</w:t>
-      </w:r>
-      <w:r>
-        <w:rPr>
-          <w:lang w:eastAsia="en-GB"/>
-        </w:rPr>
-        <w:t xml:space="preserve"> </w:t>
+        <w:t xml:space="preserve">This function of this block is to compute the flags for the result using the result bits, </w:t>
+      </w:r>
+      <w:r>
+        <w:rPr>
+          <w:lang w:eastAsia="en-GB"/>
+        </w:rPr>
+        <w:t xml:space="preserve">bit15 of input A/B, </w:t>
+      </w:r>
+      <w:r>
+        <w:rPr>
+          <w:lang w:eastAsia="en-GB"/>
+        </w:rPr>
+        <w:t xml:space="preserve">and the one active signal from the 3:8 </w:t>
+      </w:r>
+      <w:proofErr w:type="gramStart"/>
+      <w:r>
+        <w:rPr>
+          <w:lang w:eastAsia="en-GB"/>
+        </w:rPr>
+        <w:t>decoder</w:t>
+      </w:r>
+      <w:proofErr w:type="gramEnd"/>
+      <w:r>
+        <w:rPr>
+          <w:lang w:eastAsia="en-GB"/>
+        </w:rPr>
+        <w:t xml:space="preserve"> that defines what operation was performed.</w:t>
       </w:r>
     </w:p>
     <w:p>
@@ -4996,71 +5056,162 @@
         <w:rPr>
           <w:lang w:eastAsia="en-GB"/>
         </w:rPr>
-        <w:fldChar w:fldCharType="begin"/>
-      </w:r>
-      <w:r>
-        <w:rPr>
-          <w:lang w:eastAsia="en-GB"/>
-        </w:rPr>
-        <w:instrText xml:space="preserve"> REF ComplexInfo \h </w:instrText>
-      </w:r>
-      <w:r>
-        <w:rPr>
-          <w:lang w:eastAsia="en-GB"/>
-        </w:rPr>
-      </w:r>
-      <w:r>
-        <w:rPr>
-          <w:lang w:eastAsia="en-GB"/>
-        </w:rPr>
-        <w:fldChar w:fldCharType="separate"/>
-      </w:r>
-      <w:r>
-        <w:rPr>
-          <w:color w:val="FF0000"/>
-          <w:lang w:eastAsia="en-GB"/>
-        </w:rPr>
-        <w:t xml:space="preserve">This complex block will need a level 2 block diagram and further text to define the function of each block on that level 2 </w:t>
-      </w:r>
-      <w:proofErr w:type="gramStart"/>
-      <w:r>
-        <w:rPr>
-          <w:color w:val="FF0000"/>
-          <w:lang w:eastAsia="en-GB"/>
-        </w:rPr>
-        <w:t>diagram</w:t>
-      </w:r>
-      <w:proofErr w:type="gramEnd"/>
-      <w:r>
-        <w:rPr>
-          <w:lang w:eastAsia="en-GB"/>
-        </w:rPr>
-        <w:fldChar w:fldCharType="end"/>
-      </w:r>
-      <w:r>
-        <w:rPr>
-          <w:lang w:eastAsia="en-GB"/>
-        </w:rPr>
-        <w:t xml:space="preserve">. </w:t>
+        <w:t>The reason this has the previous value of FLAG_C as an input is because there are s</w:t>
+      </w:r>
+      <w:r>
+        <w:rPr>
+          <w:lang w:eastAsia="en-GB"/>
+        </w:rPr>
+        <w:t>ome operations which don’t chang</w:t>
+      </w:r>
+      <w:r>
+        <w:rPr>
+          <w:lang w:eastAsia="en-GB"/>
+        </w:rPr>
+        <w:t>e the carry flag.</w:t>
       </w:r>
     </w:p>
     <w:p>
       <w:pPr>
+        <w:rPr>
+          <w:lang w:eastAsia="en-GB"/>
+        </w:rPr>
+      </w:pPr>
+      <w:r>
+        <w:rPr>
+          <w:lang w:eastAsia="en-GB"/>
+        </w:rPr>
+        <w:t xml:space="preserve">See ref </w:t>
+      </w:r>
+      <w:r>
+        <w:rPr>
+          <w:lang w:eastAsia="en-GB"/>
+        </w:rPr>
+        <w:fldChar w:fldCharType="begin"/>
+      </w:r>
+      <w:r>
+        <w:rPr>
+          <w:lang w:eastAsia="en-GB"/>
+        </w:rPr>
+        <w:instrText xml:space="preserve"> REF RefCpuDesign \r \h </w:instrText>
+      </w:r>
+      <w:r>
+        <w:rPr>
+          <w:lang w:eastAsia="en-GB"/>
+        </w:rPr>
+      </w:r>
+      <w:r>
+        <w:rPr>
+          <w:lang w:eastAsia="en-GB"/>
+        </w:rPr>
+        <w:fldChar w:fldCharType="separate"/>
+      </w:r>
+      <w:r>
+        <w:rPr>
+          <w:lang w:eastAsia="en-GB"/>
+        </w:rPr>
+        <w:t>2</w:t>
+      </w:r>
+      <w:r>
+        <w:rPr>
+          <w:lang w:eastAsia="en-GB"/>
+        </w:rPr>
+        <w:fldChar w:fldCharType="end"/>
+      </w:r>
+      <w:r>
+        <w:rPr>
+          <w:lang w:eastAsia="en-GB"/>
+        </w:rPr>
+        <w:t xml:space="preserve"> section 3.9 for the Boolean operation</w:t>
+      </w:r>
+      <w:r>
+        <w:rPr>
+          <w:lang w:eastAsia="en-GB"/>
+        </w:rPr>
+        <w:t>s required to set the correct flag values for each mode.</w:t>
+      </w:r>
+      <w:r>
+        <w:rPr>
+          <w:lang w:eastAsia="en-GB"/>
+        </w:rPr>
+        <w:t xml:space="preserve"> </w:t>
+      </w:r>
+    </w:p>
+    <w:p>
+      <w:pPr>
+        <w:rPr>
+          <w:lang w:eastAsia="en-GB"/>
+        </w:rPr>
+      </w:pPr>
+      <w:r>
+        <w:rPr>
+          <w:lang w:eastAsia="en-GB"/>
+        </w:rPr>
+        <w:fldChar w:fldCharType="begin"/>
+      </w:r>
+      <w:r>
+        <w:rPr>
+          <w:lang w:eastAsia="en-GB"/>
+        </w:rPr>
+        <w:instrText xml:space="preserve"> REF ComplexInfo \h </w:instrText>
+      </w:r>
+      <w:r>
+        <w:rPr>
+          <w:lang w:eastAsia="en-GB"/>
+        </w:rPr>
+      </w:r>
+      <w:r>
+        <w:rPr>
+          <w:lang w:eastAsia="en-GB"/>
+        </w:rPr>
+        <w:fldChar w:fldCharType="separate"/>
+      </w:r>
+      <w:r>
+        <w:rPr>
+          <w:color w:val="FF0000"/>
+          <w:lang w:eastAsia="en-GB"/>
+        </w:rPr>
+        <w:t xml:space="preserve">This complex block will need a level 2 block diagram and further text to define the function of each block on that level 2 </w:t>
+      </w:r>
+      <w:proofErr w:type="gramStart"/>
+      <w:r>
+        <w:rPr>
+          <w:color w:val="FF0000"/>
+          <w:lang w:eastAsia="en-GB"/>
+        </w:rPr>
+        <w:t>diagram</w:t>
+      </w:r>
+      <w:proofErr w:type="gramEnd"/>
+      <w:r>
+        <w:rPr>
+          <w:lang w:eastAsia="en-GB"/>
+        </w:rPr>
+        <w:fldChar w:fldCharType="end"/>
+      </w:r>
+      <w:r>
+        <w:rPr>
+          <w:lang w:eastAsia="en-GB"/>
+        </w:rPr>
+        <w:t xml:space="preserve">. </w:t>
+      </w:r>
+    </w:p>
+    <w:p>
+      <w:pPr>
         <w:pStyle w:val="Heading2"/>
         <w:rPr>
           <w:lang w:eastAsia="en-GB"/>
         </w:rPr>
       </w:pPr>
-      <w:bookmarkStart w:id="19" w:name="_Ref232775741"/>
-      <w:bookmarkStart w:id="20" w:name="_Toc233730486"/>
+      <w:bookmarkStart w:id="20" w:name="_Ref232775741"/>
+      <w:bookmarkStart w:id="21" w:name="_Toc233730486"/>
       <w:r>
         <w:rPr>
           <w:lang w:eastAsia="en-GB"/>
         </w:rPr>
         <w:t>Tristate Buffer</w:t>
       </w:r>
-      <w:bookmarkEnd w:id="19"/>
       <w:bookmarkEnd w:id="20"/>
+      <w:bookmarkEnd w:id="21"/>
     </w:p>
     <w:p>
       <w:pPr>
@@ -5227,7 +5378,7 @@
           <w:lang w:eastAsia="en-GB"/>
         </w:rPr>
       </w:pPr>
-      <w:bookmarkStart w:id="21" w:name="_Ref232777613"/>
+      <w:bookmarkStart w:id="22" w:name="_Ref232777613"/>
       <w:r>
         <w:rPr>
           <w:lang w:eastAsia="en-GB"/>
@@ -5242,8 +5393,8 @@
           <w:lang w:eastAsia="en-GB"/>
         </w:rPr>
       </w:pPr>
-      <w:bookmarkStart w:id="22" w:name="_Ref232778094"/>
-      <w:bookmarkStart w:id="23" w:name="_Toc233730487"/>
+      <w:bookmarkStart w:id="23" w:name="_Ref232778094"/>
+      <w:bookmarkStart w:id="24" w:name="_Toc233730487"/>
       <w:r>
         <w:rPr>
           <w:lang w:eastAsia="en-GB"/>
@@ -5251,9 +5402,9 @@
         <w:lastRenderedPageBreak/>
         <w:t>Flags Latch</w:t>
       </w:r>
-      <w:bookmarkEnd w:id="21"/>
       <w:bookmarkEnd w:id="22"/>
       <w:bookmarkEnd w:id="23"/>
+      <w:bookmarkEnd w:id="24"/>
     </w:p>
     <w:p>
       <w:pPr>
@@ -5296,8 +5447,8 @@
           <w:lang w:eastAsia="en-GB"/>
         </w:rPr>
       </w:pPr>
-      <w:bookmarkStart w:id="24" w:name="CurrentEditPosition"/>
-      <w:bookmarkEnd w:id="24"/>
+      <w:bookmarkStart w:id="25" w:name="CurrentEditPosition"/>
+      <w:bookmarkEnd w:id="25"/>
       <w:r>
         <w:rPr>
           <w:lang w:eastAsia="en-GB"/>
@@ -5398,7 +5549,13 @@
         <w:t xml:space="preserve"> wil</w:t>
       </w:r>
       <w:r>
-        <w:t>l be stored when SELO changes from low to high.</w:t>
+        <w:t xml:space="preserve">l be stored when SELO changes from </w:t>
+      </w:r>
+      <w:r>
+        <w:t>high to low</w:t>
+      </w:r>
+      <w:r>
+        <w:t>.</w:t>
       </w:r>
     </w:p>
     <w:p>
@@ -5415,7 +5572,18 @@
         </w:numPr>
       </w:pPr>
       <w:r>
-        <w:t xml:space="preserve">The values will be stored when (SELO </w:t>
+        <w:t>The values will be stored when (</w:t>
+      </w:r>
+      <w:proofErr w:type="gramStart"/>
+      <w:r>
+        <w:t>!</w:t>
+      </w:r>
+      <w:r>
+        <w:t>SELO</w:t>
+      </w:r>
+      <w:proofErr w:type="gramEnd"/>
+      <w:r>
+        <w:t xml:space="preserve"> </w:t>
       </w:r>
       <w:r>
         <w:t>AND</w:t>
@@ -5479,13 +5647,6 @@
         </w:rPr>
         <w:t xml:space="preserve">. </w:t>
       </w:r>
-    </w:p>
-    <w:p>
-      <w:pPr>
-        <w:rPr>
-          <w:lang w:eastAsia="en-GB"/>
-        </w:rPr>
-      </w:pPr>
     </w:p>
     <w:p>
       <w:pPr>
@@ -5499,7 +5660,7 @@
           <w:lang w:eastAsia="en-GB"/>
         </w:rPr>
       </w:pPr>
-      <w:bookmarkStart w:id="25" w:name="_Ref172648415"/>
+      <w:bookmarkStart w:id="26" w:name="_Ref172648415"/>
     </w:p>
     <w:p>
       <w:pPr>
@@ -5527,7 +5688,7 @@
           <w:lang w:eastAsia="en-GB"/>
         </w:rPr>
       </w:pPr>
-      <w:bookmarkStart w:id="26" w:name="_Toc233730488"/>
+      <w:bookmarkStart w:id="27" w:name="_Toc233730488"/>
       <w:r>
         <w:rPr>
           <w:lang w:eastAsia="en-GB"/>
@@ -5535,10 +5696,10 @@
         <w:lastRenderedPageBreak/>
         <w:t>References</w:t>
       </w:r>
-      <w:bookmarkEnd w:id="25"/>
       <w:bookmarkEnd w:id="26"/>
+      <w:bookmarkEnd w:id="27"/>
     </w:p>
-    <w:bookmarkStart w:id="27" w:name="AVR_Instruction_Doc"/>
+    <w:bookmarkStart w:id="28" w:name="AVR_Instruction_Doc"/>
     <w:p>
       <w:pPr>
         <w:pStyle w:val="ListParagraph"/>
@@ -5566,11 +5727,6 @@
         <w:rPr>
           <w:lang w:eastAsia="en-GB"/>
         </w:rPr>
-      </w:r>
-      <w:r>
-        <w:rPr>
-          <w:lang w:eastAsia="en-GB"/>
-        </w:rPr>
         <w:fldChar w:fldCharType="separate"/>
       </w:r>
       <w:r>
@@ -5580,7 +5736,7 @@
         </w:rPr>
         <w:t>AVR Instruction Set Manual</w:t>
       </w:r>
-      <w:bookmarkEnd w:id="27"/>
+      <w:bookmarkEnd w:id="28"/>
       <w:r>
         <w:rPr>
           <w:lang w:eastAsia="en-GB"/>
@@ -5588,7 +5744,7 @@
         <w:fldChar w:fldCharType="end"/>
       </w:r>
     </w:p>
-    <w:bookmarkStart w:id="28" w:name="RefCpuDesign"/>
+    <w:bookmarkStart w:id="29" w:name="RefCpuDesign"/>
     <w:p>
       <w:pPr>
         <w:pStyle w:val="ListParagraph"/>
@@ -5616,11 +5772,6 @@
         <w:rPr>
           <w:lang w:eastAsia="en-GB"/>
         </w:rPr>
-      </w:r>
-      <w:r>
-        <w:rPr>
-          <w:lang w:eastAsia="en-GB"/>
-        </w:rPr>
         <w:fldChar w:fldCharType="separate"/>
       </w:r>
       <w:r>
@@ -5630,13 +5781,58 @@
         </w:rPr>
         <w:t>CpuDesign.docx</w:t>
       </w:r>
-      <w:bookmarkEnd w:id="28"/>
+      <w:bookmarkEnd w:id="29"/>
       <w:r>
         <w:rPr>
           <w:lang w:eastAsia="en-GB"/>
         </w:rPr>
         <w:fldChar w:fldCharType="end"/>
       </w:r>
+    </w:p>
+    <w:bookmarkStart w:id="30" w:name="RefL1SeqXlsx"/>
+    <w:p>
+      <w:pPr>
+        <w:pStyle w:val="ListParagraph"/>
+        <w:numPr>
+          <w:ilvl w:val="0"/>
+          <w:numId w:val="2"/>
+        </w:numPr>
+        <w:rPr>
+          <w:lang w:eastAsia="en-GB"/>
+        </w:rPr>
+      </w:pPr>
+      <w:r>
+        <w:rPr>
+          <w:lang w:eastAsia="en-GB"/>
+        </w:rPr>
+        <w:fldChar w:fldCharType="begin"/>
+      </w:r>
+      <w:r>
+        <w:rPr>
+          <w:lang w:eastAsia="en-GB"/>
+        </w:rPr>
+        <w:instrText>HYPERLINK "C:\\Users\\David\\Dropbox\\WorkArea\\Electronics\\Earth\\GitHubDocs\\Matsuzaka-I-Document\\CPU Design\\L1IsSequences.xlsx"</w:instrText>
+      </w:r>
+      <w:r>
+        <w:rPr>
+          <w:lang w:eastAsia="en-GB"/>
+        </w:rPr>
+        <w:fldChar w:fldCharType="separate"/>
+      </w:r>
+      <w:r>
+        <w:rPr>
+          <w:rStyle w:val="Hyperlink"/>
+          <w:lang w:eastAsia="en-GB"/>
+        </w:rPr>
+        <w:t>L1IsSequences.xlsx</w:t>
+      </w:r>
+      <w:r>
+        <w:rPr>
+          <w:lang w:eastAsia="en-GB"/>
+        </w:rPr>
+        <w:fldChar w:fldCharType="end"/>
+      </w:r>
+      <w:bookmarkEnd w:id="30"/>
     </w:p>
     <w:p>
       <w:pPr>
@@ -5779,7 +5975,7 @@
               <w:b/>
               <w:noProof/>
             </w:rPr>
-            <w:t>6</w:t>
+            <w:t>ii</w:t>
           </w:r>
         </w:fldSimple>
       </w:p>
@@ -6173,6 +6369,119 @@
     </w:lvl>
   </w:abstractNum>
   <w:abstractNum w:abstractNumId="3">
+    <w:nsid w:val="1AF44731"/>
+    <w:multiLevelType w:val="hybridMultilevel"/>
+    <w:tmpl w:val="220ECB8C"/>
+    <w:lvl w:ilvl="0" w:tplc="08090001">
+      <w:start w:val="1"/>
+      <w:numFmt w:val="bullet"/>
+      <w:lvlText w:val=""/>
+      <w:lvlJc w:val="left"/>
+      <w:pPr>
+        <w:ind w:left="720" w:hanging="360"/>
+      </w:pPr>
+      <w:rPr>
+        <w:rFonts w:ascii="Symbol" w:hAnsi="Symbol" w:hint="default"/>
+      </w:rPr>
+    </w:lvl>
+    <w:lvl w:ilvl="1" w:tplc="08090003">
+      <w:start w:val="1"/>
+      <w:numFmt w:val="bullet"/>
+      <w:lvlText w:val="o"/>
+      <w:lvlJc w:val="left"/>
+      <w:pPr>
+        <w:ind w:left="1440" w:hanging="360"/>
+      </w:pPr>
+      <w:rPr>
+        <w:rFonts w:ascii="Courier New" w:hAnsi="Courier New" w:cs="Courier New" w:hint="default"/>
+      </w:rPr>
+    </w:lvl>
+    <w:lvl w:ilvl="2" w:tplc="08090005" w:tentative="1">
+      <w:start w:val="1"/>
+      <w:numFmt w:val="bullet"/>
+      <w:lvlText w:val=""/>
+      <w:lvlJc w:val="left"/>
+      <w:pPr>
+        <w:ind w:left="2160" w:hanging="360"/>
+      </w:pPr>
+      <w:rPr>
+        <w:rFonts w:ascii="Wingdings" w:hAnsi="Wingdings" w:hint="default"/>
+      </w:rPr>
+    </w:lvl>
+    <w:lvl w:ilvl="3" w:tplc="08090001" w:tentative="1">
+      <w:start w:val="1"/>
+      <w:numFmt w:val="bullet"/>
+      <w:lvlText w:val=""/>
+      <w:lvlJc w:val="left"/>
+      <w:pPr>
+        <w:ind w:left="2880" w:hanging="360"/>
+      </w:pPr>
+      <w:rPr>
+        <w:rFonts w:ascii="Symbol" w:hAnsi="Symbol" w:hint="default"/>
+      </w:rPr>
+    </w:lvl>
+    <w:lvl w:ilvl="4" w:tplc="08090003" w:tentative="1">
+      <w:start w:val="1"/>
+      <w:numFmt w:val="bullet"/>
+      <w:lvlText w:val="o"/>
+      <w:lvlJc w:val="left"/>
+      <w:pPr>
+        <w:ind w:left="3600" w:hanging="360"/>
+      </w:pPr>
+      <w:rPr>
+        <w:rFonts w:ascii="Courier New" w:hAnsi="Courier New" w:cs="Courier New" w:hint="default"/>
+      </w:rPr>
+    </w:lvl>
+    <w:lvl w:ilvl="5" w:tplc="08090005" w:tentative="1">
+      <w:start w:val="1"/>
+      <w:numFmt w:val="bullet"/>
+      <w:lvlText w:val=""/>
+      <w:lvlJc w:val="left"/>
+      <w:pPr>
+        <w:ind w:left="4320" w:hanging="360"/>
+      </w:pPr>
+      <w:rPr>
+        <w:rFonts w:ascii="Wingdings" w:hAnsi="Wingdings" w:hint="default"/>
+      </w:rPr>
+    </w:lvl>
+    <w:lvl w:ilvl="6" w:tplc="08090001" w:tentative="1">
+      <w:start w:val="1"/>
+      <w:numFmt w:val="bullet"/>
+      <w:lvlText w:val=""/>
+      <w:lvlJc w:val="left"/>
+      <w:pPr>
+        <w:ind w:left="5040" w:hanging="360"/>
+      </w:pPr>
+      <w:rPr>
+        <w:rFonts w:ascii="Symbol" w:hAnsi="Symbol" w:hint="default"/>
+      </w:rPr>
+    </w:lvl>
+    <w:lvl w:ilvl="7" w:tplc="08090003" w:tentative="1">
+      <w:start w:val="1"/>
+      <w:numFmt w:val="bullet"/>
+      <w:lvlText w:val="o"/>
+      <w:lvlJc w:val="left"/>
+      <w:pPr>
+        <w:ind w:left="5760" w:hanging="360"/>
+      </w:pPr>
+      <w:rPr>
+        <w:rFonts w:ascii="Courier New" w:hAnsi="Courier New" w:cs="Courier New" w:hint="default"/>
+      </w:rPr>
+    </w:lvl>
+    <w:lvl w:ilvl="8" w:tplc="08090005" w:tentative="1">
+      <w:start w:val="1"/>
+      <w:numFmt w:val="bullet"/>
+      <w:lvlText w:val=""/>
+      <w:lvlJc w:val="left"/>
+      <w:pPr>
+        <w:ind w:left="6480" w:hanging="360"/>
+      </w:pPr>
+      <w:rPr>
+        <w:rFonts w:ascii="Wingdings" w:hAnsi="Wingdings" w:hint="default"/>
+      </w:rPr>
+    </w:lvl>
+  </w:abstractNum>
+  <w:abstractNum w:abstractNumId="4">
     <w:nsid w:val="1DBB41D4"/>
     <w:multiLevelType w:val="hybridMultilevel"/>
     <w:tmpl w:val="6E2ABC92"/>
@@ -6258,7 +6567,7 @@
       </w:pPr>
     </w:lvl>
   </w:abstractNum>
-  <w:abstractNum w:abstractNumId="4">
+  <w:abstractNum w:abstractNumId="5">
     <w:nsid w:val="20C4464B"/>
     <w:multiLevelType w:val="hybridMultilevel"/>
     <w:tmpl w:val="FF9EE358"/>
@@ -6371,7 +6680,7 @@
       </w:rPr>
     </w:lvl>
   </w:abstractNum>
-  <w:abstractNum w:abstractNumId="5">
+  <w:abstractNum w:abstractNumId="6">
     <w:nsid w:val="28A46859"/>
     <w:multiLevelType w:val="hybridMultilevel"/>
     <w:tmpl w:val="EC4EF1DC"/>
@@ -6484,7 +6793,7 @@
       </w:rPr>
     </w:lvl>
   </w:abstractNum>
-  <w:abstractNum w:abstractNumId="6">
+  <w:abstractNum w:abstractNumId="7">
     <w:nsid w:val="2B174FDA"/>
     <w:multiLevelType w:val="hybridMultilevel"/>
     <w:tmpl w:val="37CAC300"/>
@@ -6597,7 +6906,7 @@
       </w:rPr>
     </w:lvl>
   </w:abstractNum>
-  <w:abstractNum w:abstractNumId="7">
+  <w:abstractNum w:abstractNumId="8">
     <w:nsid w:val="30D92F56"/>
     <w:multiLevelType w:val="hybridMultilevel"/>
     <w:tmpl w:val="F1445E58"/>
@@ -6683,7 +6992,7 @@
       </w:pPr>
     </w:lvl>
   </w:abstractNum>
-  <w:abstractNum w:abstractNumId="8">
+  <w:abstractNum w:abstractNumId="9">
     <w:nsid w:val="36E52853"/>
     <w:multiLevelType w:val="hybridMultilevel"/>
     <w:tmpl w:val="46D6F874"/>
@@ -6796,7 +7105,7 @@
       </w:rPr>
     </w:lvl>
   </w:abstractNum>
-  <w:abstractNum w:abstractNumId="9">
+  <w:abstractNum w:abstractNumId="10">
     <w:nsid w:val="38A37EA3"/>
     <w:multiLevelType w:val="hybridMultilevel"/>
     <w:tmpl w:val="0B88BD08"/>
@@ -6882,7 +7191,7 @@
       </w:pPr>
     </w:lvl>
   </w:abstractNum>
-  <w:abstractNum w:abstractNumId="10">
+  <w:abstractNum w:abstractNumId="11">
     <w:nsid w:val="3DA11B31"/>
     <w:multiLevelType w:val="hybridMultilevel"/>
     <w:tmpl w:val="C81448AA"/>
@@ -6995,7 +7304,7 @@
       </w:rPr>
     </w:lvl>
   </w:abstractNum>
-  <w:abstractNum w:abstractNumId="11">
+  <w:abstractNum w:abstractNumId="12">
     <w:nsid w:val="3F1E2626"/>
     <w:multiLevelType w:val="multilevel"/>
     <w:tmpl w:val="08090025"/>
@@ -7090,7 +7399,7 @@
       </w:pPr>
     </w:lvl>
   </w:abstractNum>
-  <w:abstractNum w:abstractNumId="12">
+  <w:abstractNum w:abstractNumId="13">
     <w:nsid w:val="3F270B44"/>
     <w:multiLevelType w:val="hybridMultilevel"/>
     <w:tmpl w:val="B8C25E36"/>
@@ -7203,7 +7512,7 @@
       </w:rPr>
     </w:lvl>
   </w:abstractNum>
-  <w:abstractNum w:abstractNumId="13">
+  <w:abstractNum w:abstractNumId="14">
     <w:nsid w:val="49B43EC9"/>
     <w:multiLevelType w:val="hybridMultilevel"/>
     <w:tmpl w:val="C04CC570"/>
@@ -7316,7 +7625,7 @@
       </w:rPr>
     </w:lvl>
   </w:abstractNum>
-  <w:abstractNum w:abstractNumId="14">
+  <w:abstractNum w:abstractNumId="15">
     <w:nsid w:val="4E920633"/>
     <w:multiLevelType w:val="hybridMultilevel"/>
     <w:tmpl w:val="0EB0FCAA"/>
@@ -7402,7 +7711,7 @@
       </w:pPr>
     </w:lvl>
   </w:abstractNum>
-  <w:abstractNum w:abstractNumId="15">
+  <w:abstractNum w:abstractNumId="16">
     <w:nsid w:val="52292902"/>
     <w:multiLevelType w:val="hybridMultilevel"/>
     <w:tmpl w:val="C7660ABC"/>
@@ -7515,7 +7824,7 @@
       </w:rPr>
     </w:lvl>
   </w:abstractNum>
-  <w:abstractNum w:abstractNumId="16">
+  <w:abstractNum w:abstractNumId="17">
     <w:nsid w:val="54CA172C"/>
     <w:multiLevelType w:val="hybridMultilevel"/>
     <w:tmpl w:val="0B88BD08"/>
@@ -7601,7 +7910,7 @@
       </w:pPr>
     </w:lvl>
   </w:abstractNum>
-  <w:abstractNum w:abstractNumId="17">
+  <w:abstractNum w:abstractNumId="18">
     <w:nsid w:val="5BC26D00"/>
     <w:multiLevelType w:val="hybridMultilevel"/>
     <w:tmpl w:val="CBB6913A"/>
@@ -7714,7 +8023,7 @@
       </w:rPr>
     </w:lvl>
   </w:abstractNum>
-  <w:abstractNum w:abstractNumId="18">
+  <w:abstractNum w:abstractNumId="19">
     <w:nsid w:val="5CAB6725"/>
     <w:multiLevelType w:val="hybridMultilevel"/>
     <w:tmpl w:val="7F22D460"/>
@@ -7827,7 +8136,7 @@
       </w:rPr>
     </w:lvl>
   </w:abstractNum>
-  <w:abstractNum w:abstractNumId="19">
+  <w:abstractNum w:abstractNumId="20">
     <w:nsid w:val="5F103C21"/>
     <w:multiLevelType w:val="hybridMultilevel"/>
     <w:tmpl w:val="DBC01600"/>
@@ -7916,7 +8225,7 @@
       </w:pPr>
     </w:lvl>
   </w:abstractNum>
-  <w:abstractNum w:abstractNumId="20">
+  <w:abstractNum w:abstractNumId="21">
     <w:nsid w:val="67C95051"/>
     <w:multiLevelType w:val="hybridMultilevel"/>
     <w:tmpl w:val="C8EEC4F0"/>
@@ -8029,7 +8338,7 @@
       </w:rPr>
     </w:lvl>
   </w:abstractNum>
-  <w:abstractNum w:abstractNumId="21">
+  <w:abstractNum w:abstractNumId="22">
     <w:nsid w:val="72C52DE3"/>
     <w:multiLevelType w:val="hybridMultilevel"/>
     <w:tmpl w:val="29109174"/>
@@ -8142,7 +8451,7 @@
       </w:rPr>
     </w:lvl>
   </w:abstractNum>
-  <w:abstractNum w:abstractNumId="22">
+  <w:abstractNum w:abstractNumId="23">
     <w:nsid w:val="72D81167"/>
     <w:multiLevelType w:val="hybridMultilevel"/>
     <w:tmpl w:val="8CE841A0"/>
@@ -8255,7 +8564,7 @@
       </w:rPr>
     </w:lvl>
   </w:abstractNum>
-  <w:abstractNum w:abstractNumId="23">
+  <w:abstractNum w:abstractNumId="24">
     <w:nsid w:val="77B47D33"/>
     <w:multiLevelType w:val="hybridMultilevel"/>
     <w:tmpl w:val="AA146E8C"/>
@@ -8368,7 +8677,7 @@
       </w:rPr>
     </w:lvl>
   </w:abstractNum>
-  <w:abstractNum w:abstractNumId="24">
+  <w:abstractNum w:abstractNumId="25">
     <w:nsid w:val="7DAB54F1"/>
     <w:multiLevelType w:val="hybridMultilevel"/>
     <w:tmpl w:val="B7A2471E"/>
@@ -8481,7 +8790,7 @@
       </w:rPr>
     </w:lvl>
   </w:abstractNum>
-  <w:abstractNum w:abstractNumId="25">
+  <w:abstractNum w:abstractNumId="26">
     <w:nsid w:val="7F6475FB"/>
     <w:multiLevelType w:val="hybridMultilevel"/>
     <w:tmpl w:val="CD608B4E"/>
@@ -8595,82 +8904,85 @@
     </w:lvl>
   </w:abstractNum>
   <w:num w:numId="1">
+    <w:abstractNumId w:val="12"/>
+  </w:num>
+  <w:num w:numId="2">
+    <w:abstractNumId w:val="4"/>
+  </w:num>
+  <w:num w:numId="3">
+    <w:abstractNumId w:val="6"/>
+  </w:num>
+  <w:num w:numId="4">
+    <w:abstractNumId w:val="20"/>
+  </w:num>
+  <w:num w:numId="5">
+    <w:abstractNumId w:val="22"/>
+  </w:num>
+  <w:num w:numId="6">
+    <w:abstractNumId w:val="14"/>
+  </w:num>
+  <w:num w:numId="7">
+    <w:abstractNumId w:val="5"/>
+  </w:num>
+  <w:num w:numId="8">
+    <w:abstractNumId w:val="7"/>
+  </w:num>
+  <w:num w:numId="9">
+    <w:abstractNumId w:val="26"/>
+  </w:num>
+  <w:num w:numId="10">
+    <w:abstractNumId w:val="24"/>
+  </w:num>
+  <w:num w:numId="11">
+    <w:abstractNumId w:val="25"/>
+  </w:num>
+  <w:num w:numId="12">
+    <w:abstractNumId w:val="21"/>
+  </w:num>
+  <w:num w:numId="13">
+    <w:abstractNumId w:val="10"/>
+  </w:num>
+  <w:num w:numId="14">
     <w:abstractNumId w:val="11"/>
   </w:num>
-  <w:num w:numId="2">
-    <w:abstractNumId w:val="3"/>
-  </w:num>
-  <w:num w:numId="3">
-    <w:abstractNumId w:val="5"/>
-  </w:num>
-  <w:num w:numId="4">
+  <w:num w:numId="15">
     <w:abstractNumId w:val="19"/>
   </w:num>
-  <w:num w:numId="5">
-    <w:abstractNumId w:val="21"/>
-  </w:num>
-  <w:num w:numId="6">
-    <w:abstractNumId w:val="13"/>
-  </w:num>
-  <w:num w:numId="7">
-    <w:abstractNumId w:val="4"/>
-  </w:num>
-  <w:num w:numId="8">
-    <w:abstractNumId w:val="6"/>
-  </w:num>
-  <w:num w:numId="9">
-    <w:abstractNumId w:val="25"/>
-  </w:num>
-  <w:num w:numId="10">
-    <w:abstractNumId w:val="23"/>
-  </w:num>
-  <w:num w:numId="11">
-    <w:abstractNumId w:val="24"/>
-  </w:num>
-  <w:num w:numId="12">
-    <w:abstractNumId w:val="20"/>
-  </w:num>
-  <w:num w:numId="13">
-    <w:abstractNumId w:val="9"/>
-  </w:num>
-  <w:num w:numId="14">
-    <w:abstractNumId w:val="10"/>
-  </w:num>
-  <w:num w:numId="15">
-    <w:abstractNumId w:val="18"/>
-  </w:num>
   <w:num w:numId="16">
-    <w:abstractNumId w:val="7"/>
+    <w:abstractNumId w:val="8"/>
   </w:num>
   <w:num w:numId="17">
-    <w:abstractNumId w:val="16"/>
+    <w:abstractNumId w:val="17"/>
   </w:num>
   <w:num w:numId="18">
     <w:abstractNumId w:val="1"/>
   </w:num>
   <w:num w:numId="19">
-    <w:abstractNumId w:val="15"/>
+    <w:abstractNumId w:val="16"/>
   </w:num>
   <w:num w:numId="20">
     <w:abstractNumId w:val="0"/>
   </w:num>
   <w:num w:numId="21">
-    <w:abstractNumId w:val="12"/>
+    <w:abstractNumId w:val="13"/>
   </w:num>
   <w:num w:numId="22">
-    <w:abstractNumId w:val="8"/>
+    <w:abstractNumId w:val="9"/>
   </w:num>
   <w:num w:numId="23">
     <w:abstractNumId w:val="2"/>
   </w:num>
   <w:num w:numId="24">
-    <w:abstractNumId w:val="17"/>
+    <w:abstractNumId w:val="18"/>
   </w:num>
   <w:num w:numId="25">
-    <w:abstractNumId w:val="22"/>
+    <w:abstractNumId w:val="23"/>
   </w:num>
   <w:num w:numId="26">
-    <w:abstractNumId w:val="14"/>
+    <w:abstractNumId w:val="15"/>
+  </w:num>
+  <w:num w:numId="27">
+    <w:abstractNumId w:val="3"/>
   </w:num>
   <w:numIdMacAtCleanup w:val="18"/>
 </w:numbering>
@@ -9808,7 +10120,7 @@
 </file>
 
 <file path=customXml/itemProps2.xml><?xml version="1.0" encoding="utf-8"?>
-<ds:datastoreItem xmlns:ds="http://schemas.openxmlformats.org/officeDocument/2006/customXml" ds:itemID="{4127600C-232F-4E82-AF85-8CE1D4D76A75}">
+<ds:datastoreItem xmlns:ds="http://schemas.openxmlformats.org/officeDocument/2006/customXml" ds:itemID="{C1A19D2E-1762-4609-B3FF-612F6531D49F}">
   <ds:schemaRefs>
     <ds:schemaRef ds:uri="http://schemas.openxmlformats.org/officeDocument/2006/bibliography"/>
   </ds:schemaRefs>
